--- a/projects/valuepickr-open-screen/docs/Deepak Fertilizers and Petrochemicals.docx
+++ b/projects/valuepickr-open-screen/docs/Deepak Fertilizers and Petrochemicals.docx
@@ -2078,62 +2078,7 @@
         <w:spacing w:after="120" w:before="280"/>
       </w:pPr>
       <w:r>
-        <w:t xml:space="preserve">Technical Read (Weekly / Monthly MACD + Bollinger Bands, or RSI/CCI/Williams %R proxy)</w:t>
-      </w:r>
-    </w:p>
-    <w:p>
-      <w:pPr>
-        <w:spacing w:after="120"/>
-      </w:pPr>
-      <w:r>
-        <w:t xml:space="preserve">Not independently pulled this pass. Stock is in the upper half of a Rs 866-1,681 52-week range after the record Q1 FY27 print; Emkay initiated Buy (Nov 2025) with ~39% upside.</w:t>
-      </w:r>
-    </w:p>
-    <w:p>
-      <w:pPr>
-        <w:pStyle w:val="Heading1"/>
-        <w:spacing w:after="120" w:before="280"/>
-      </w:pPr>
-      <w:r>
-        <w:t xml:space="preserve">ValuePickr Community Signal</w:t>
-      </w:r>
-    </w:p>
-    <w:p>
-      <w:pPr>
-        <w:spacing w:after="120"/>
-      </w:pPr>
-      <w:r>
-        <w:t xml:space="preserve">Read most recent 50 of 399 posts (May 2025 to Aug 2026). Sentiment: a detailed, high-conviction bull thesis (commodity-to-specialty re-rating + sum-of-parts) built by one standout poster (r8b8), tempered by repeated capex delays and a weak Q4 FY26 print, with optimism returning strongly in the Q1 FY27 update. Deep dive (pass 1) cross-checked against FY26 audited results, the Q1 FY27 concall/slides, and BSE filings including the Composite Scheme of Arrangement.</w:t>
-      </w:r>
-    </w:p>
-    <w:p>
-      <w:pPr>
-        <w:spacing w:after="120"/>
-      </w:pPr>
-      <w:r>
-        <w:rPr>
-          <w:b/>
-          <w:bCs/>
-          <w:sz w:val="20"/>
-          <w:szCs w:val="20"/>
-        </w:rPr>
-        <w:t xml:space="preserve">High-conviction call from a top contributor: </w:t>
-      </w:r>
-      <w:r>
-        <w:rPr>
-          <w:sz w:val="20"/>
-          <w:szCs w:val="20"/>
-        </w:rPr>
-        <w:t xml:space="preserve">No trusted-roster users posted, but r8b8 stood out sharply (125 loves across 10 posts) with a detailed sum-of-parts thesis comparing Deepak's Blasting Solutions/explosives segment to Solar Industries; r8b8's model projected ~13% revenue CAGR and ~21% EBITDA CAGR FY26-29 - the Q1 FY27 print and the board-approved TAN demerger both move in that direction. Bear-leaning posts (Nirav_Mamniya, VALUE2017, Mehul1) flagged the ~Rs 400 Cr interest burden, repeated capex delays pushing benefits to FY28, and a weak Q4 FY26. Q1 FY27 (Mehul1, Aug 2026) reported margin improvement 'as per plan,' partly credited to the Equinor LNG deal.</w:t>
-      </w:r>
-    </w:p>
-    <w:p>
-      <w:pPr>
-        <w:pStyle w:val="Heading1"/>
-        <w:spacing w:after="120" w:before="280"/>
-      </w:pPr>
-      <w:r>
-        <w:t xml:space="preserve">Trusted-User Signals (Ongoing)</w:t>
+        <w:t xml:space="preserve">Ishmohit-Lens Checks (value chain · earnings quality · growth trajectory · management · quality metrics · track record · global-signal check)</w:t>
       </w:r>
     </w:p>
     <w:p>
@@ -2148,12 +2093,12 @@
           <w:sz w:val="18"/>
           <w:szCs w:val="18"/>
         </w:rPr>
-        <w:t xml:space="preserve">Every time a trusted user expresses clear conviction on this stock, most recent first — this section accumulates over time, it isn't a one-time snapshot.</w:t>
-      </w:r>
-    </w:p>
-    <w:p>
-      <w:pPr>
-        <w:spacing w:after="100"/>
+        <w:t xml:space="preserve">Extra checks drawn from @ishmohit1 / SOIC methodology (playbook/ishmohit-soic-style.md): where the company sits in its value chain and what the supply side is doing, whether a margin/PAT inflection is structural or a cyclical peak, the rate-of-change of growth vs. what the multiple demands, and management quality as a positive attribute.</w:t>
+      </w:r>
+    </w:p>
+    <w:p>
+      <w:pPr>
+        <w:spacing w:after="120"/>
       </w:pPr>
       <w:r>
         <w:rPr>
@@ -2162,8 +2107,290 @@
           <w:sz w:val="20"/>
           <w:szCs w:val="20"/>
         </w:rPr>
-        <w:t xml:space="preserve">2026-08-22 — joinjp2003</w:t>
-      </w:r>
+        <w:t xml:space="preserve">Quality metrics (ROCE · debt · FCF · margin · capex):</w:t>
+      </w:r>
+    </w:p>
+    <w:tbl>
+      <w:tblPr>
+        <w:tblW w:type="dxa" w:w="9000"/>
+        <w:tblBorders>
+          <w:top w:val="single" w:color="auto" w:sz="4"/>
+          <w:left w:val="single" w:color="auto" w:sz="4"/>
+          <w:bottom w:val="single" w:color="auto" w:sz="4"/>
+          <w:right w:val="single" w:color="auto" w:sz="4"/>
+          <w:insideH w:val="single" w:color="auto" w:sz="4"/>
+          <w:insideV w:val="single" w:color="auto" w:sz="4"/>
+        </w:tblBorders>
+      </w:tblPr>
+      <w:tblGrid>
+        <w:gridCol w:w="3200"/>
+        <w:gridCol w:w="5800"/>
+      </w:tblGrid>
+      <w:tr>
+        <w:tc>
+          <w:tcPr>
+            <w:tcW w:type="dxa" w:w="3200"/>
+            <w:shd w:fill="F2F2F2" w:val="clear"/>
+          </w:tcPr>
+          <w:p>
+            <w:r>
+              <w:rPr>
+                <w:b/>
+                <w:bCs/>
+              </w:rPr>
+              <w:t xml:space="preserve">Assessment</w:t>
+            </w:r>
+          </w:p>
+        </w:tc>
+        <w:tc>
+          <w:tcPr>
+            <w:tcW w:type="dxa" w:w="5800"/>
+          </w:tcPr>
+          <w:p>
+            <w:r>
+              <w:t xml:space="preserve">neutral</w:t>
+            </w:r>
+          </w:p>
+        </w:tc>
+      </w:tr>
+      <w:tr>
+        <w:tc>
+          <w:tcPr>
+            <w:tcW w:type="dxa" w:w="3200"/>
+            <w:shd w:fill="F2F2F2" w:val="clear"/>
+          </w:tcPr>
+          <w:p>
+            <w:r>
+              <w:rPr>
+                <w:b/>
+                <w:bCs/>
+              </w:rPr>
+              <w:t xml:space="preserve">ROCE</w:t>
+            </w:r>
+          </w:p>
+        </w:tc>
+        <w:tc>
+          <w:tcPr>
+            <w:tcW w:type="dxa" w:w="5800"/>
+          </w:tcPr>
+          <w:p>
+            <w:r>
+              <w:t xml:space="preserve">11% (stable)</w:t>
+            </w:r>
+          </w:p>
+        </w:tc>
+      </w:tr>
+      <w:tr>
+        <w:tc>
+          <w:tcPr>
+            <w:tcW w:type="dxa" w:w="3200"/>
+            <w:shd w:fill="F2F2F2" w:val="clear"/>
+          </w:tcPr>
+          <w:p>
+            <w:r>
+              <w:rPr>
+                <w:b/>
+                <w:bCs/>
+              </w:rPr>
+              <w:t xml:space="preserve">Leverage</w:t>
+            </w:r>
+          </w:p>
+        </w:tc>
+        <w:tc>
+          <w:tcPr>
+            <w:tcW w:type="dxa" w:w="5800"/>
+          </w:tcPr>
+          <w:p>
+            <w:r>
+              <w:t xml:space="preserve">Net debt/EBITDA 1.4x</w:t>
+            </w:r>
+          </w:p>
+        </w:tc>
+      </w:tr>
+      <w:tr>
+        <w:tc>
+          <w:tcPr>
+            <w:tcW w:type="dxa" w:w="3200"/>
+            <w:shd w:fill="F2F2F2" w:val="clear"/>
+          </w:tcPr>
+          <w:p>
+            <w:r>
+              <w:rPr>
+                <w:b/>
+                <w:bCs/>
+              </w:rPr>
+              <w:t xml:space="preserve">FCF conversion</w:t>
+            </w:r>
+          </w:p>
+        </w:tc>
+        <w:tc>
+          <w:tcPr>
+            <w:tcW w:type="dxa" w:w="5800"/>
+          </w:tcPr>
+          <w:p>
+            <w:r>
+              <w:t xml:space="preserve">-60%</w:t>
+            </w:r>
+          </w:p>
+        </w:tc>
+      </w:tr>
+      <w:tr>
+        <w:tc>
+          <w:tcPr>
+            <w:tcW w:type="dxa" w:w="3200"/>
+            <w:shd w:fill="F2F2F2" w:val="clear"/>
+          </w:tcPr>
+          <w:p>
+            <w:r>
+              <w:rPr>
+                <w:b/>
+                <w:bCs/>
+              </w:rPr>
+              <w:t xml:space="preserve">Margin trend</w:t>
+            </w:r>
+          </w:p>
+        </w:tc>
+        <w:tc>
+          <w:tcPr>
+            <w:tcW w:type="dxa" w:w="5800"/>
+          </w:tcPr>
+          <w:p>
+            <w:r>
+              <w:t xml:space="preserve">unclear</w:t>
+            </w:r>
+          </w:p>
+        </w:tc>
+      </w:tr>
+      <w:tr>
+        <w:tc>
+          <w:tcPr>
+            <w:tcW w:type="dxa" w:w="3200"/>
+            <w:shd w:fill="F2F2F2" w:val="clear"/>
+          </w:tcPr>
+          <w:p>
+            <w:r>
+              <w:rPr>
+                <w:b/>
+                <w:bCs/>
+              </w:rPr>
+              <w:t xml:space="preserve">Capex efficiency</w:t>
+            </w:r>
+          </w:p>
+        </w:tc>
+        <w:tc>
+          <w:tcPr>
+            <w:tcW w:type="dxa" w:w="5800"/>
+          </w:tcPr>
+          <w:p>
+            <w:r>
+              <w:t xml:space="preserve">neutral</w:t>
+            </w:r>
+          </w:p>
+        </w:tc>
+      </w:tr>
+    </w:tbl>
+    <w:p>
+      <w:pPr>
+        <w:spacing w:after="60" w:before="120"/>
+      </w:pPr>
+      <w:r>
+        <w:rPr>
+          <w:b/>
+          <w:bCs/>
+          <w:sz w:val="20"/>
+          <w:szCs w:val="20"/>
+        </w:rPr>
+        <w:t xml:space="preserve">Track record (Coffee Can persistence check): </w:t>
+      </w:r>
+      <w:r>
+        <w:rPr>
+          <w:sz w:val="20"/>
+          <w:szCs w:val="20"/>
+        </w:rPr>
+        <w:t xml:space="preserve">cleared revenue growth ≥10% AND ROCE ≥15% in 2 of the last 10 years (consistency_score 20)</w:t>
+      </w:r>
+    </w:p>
+    <w:p>
+      <w:pPr>
+        <w:spacing w:after="120"/>
+      </w:pPr>
+      <w:r>
+        <w:rPr>
+          <w:color w:val="666666"/>
+          <w:sz w:val="18"/>
+          <w:szCs w:val="18"/>
+        </w:rPr>
+        <w:t xml:space="preserve">screener.in FY17-FY26: only FY22 (rev +32%, ROCE 19%) and FY23 (rev +48%, ROCE 25%) cleared both bars - the ammonia/TAN price up-cycle. ROCE was 6-9% FY17-FY20, 14% FY21, then fell back to ~11-13% FY24-FY26. Revenue is lumpy and cyclical (FY20 -31%, FY24 -23%). FY26 rev +12% but ROCE only ~11%.</w:t>
+      </w:r>
+    </w:p>
+    <w:p>
+      <w:pPr>
+        <w:pStyle w:val="Heading1"/>
+        <w:spacing w:after="120" w:before="280"/>
+      </w:pPr>
+      <w:r>
+        <w:t xml:space="preserve">Technical Read (Weekly / Monthly MACD + Bollinger Bands, or RSI/CCI/Williams %R proxy)</w:t>
+      </w:r>
+    </w:p>
+    <w:p>
+      <w:pPr>
+        <w:spacing w:after="120"/>
+      </w:pPr>
+      <w:r>
+        <w:t xml:space="preserve">Not independently pulled this pass. Stock is in the upper half of a Rs 866-1,681 52-week range after the record Q1 FY27 print; Emkay initiated Buy (Nov 2025) with ~39% upside.</w:t>
+      </w:r>
+    </w:p>
+    <w:p>
+      <w:pPr>
+        <w:pStyle w:val="Heading1"/>
+        <w:spacing w:after="120" w:before="280"/>
+      </w:pPr>
+      <w:r>
+        <w:t xml:space="preserve">ValuePickr Community Signal</w:t>
+      </w:r>
+    </w:p>
+    <w:p>
+      <w:pPr>
+        <w:spacing w:after="120"/>
+      </w:pPr>
+      <w:r>
+        <w:t xml:space="preserve">Read most recent 50 of 399 posts (May 2025 to Aug 2026). Sentiment: a detailed, high-conviction bull thesis (commodity-to-specialty re-rating + sum-of-parts) built by one standout poster (r8b8), tempered by repeated capex delays and a weak Q4 FY26 print, with optimism returning strongly in the Q1 FY27 update. Deep dive (pass 1) cross-checked against FY26 audited results, the Q1 FY27 concall/slides, and BSE filings including the Composite Scheme of Arrangement.</w:t>
+      </w:r>
+    </w:p>
+    <w:p>
+      <w:pPr>
+        <w:spacing w:after="120"/>
+      </w:pPr>
+      <w:r>
+        <w:rPr>
+          <w:b/>
+          <w:bCs/>
+          <w:sz w:val="20"/>
+          <w:szCs w:val="20"/>
+        </w:rPr>
+        <w:t xml:space="preserve">High-conviction call from a top contributor: </w:t>
+      </w:r>
+      <w:r>
+        <w:rPr>
+          <w:sz w:val="20"/>
+          <w:szCs w:val="20"/>
+        </w:rPr>
+        <w:t xml:space="preserve">No trusted-roster users posted, but r8b8 stood out sharply (125 loves across 10 posts) with a detailed sum-of-parts thesis comparing Deepak's Blasting Solutions/explosives segment to Solar Industries; r8b8's model projected ~13% revenue CAGR and ~21% EBITDA CAGR FY26-29 - the Q1 FY27 print and the board-approved TAN demerger both move in that direction. Bear-leaning posts (Nirav_Mamniya, VALUE2017, Mehul1) flagged the ~Rs 400 Cr interest burden, repeated capex delays pushing benefits to FY28, and a weak Q4 FY26. Q1 FY27 (Mehul1, Aug 2026) reported margin improvement 'as per plan,' partly credited to the Equinor LNG deal.</w:t>
+      </w:r>
+    </w:p>
+    <w:p>
+      <w:pPr>
+        <w:pStyle w:val="Heading1"/>
+        <w:spacing w:after="120" w:before="280"/>
+      </w:pPr>
+      <w:r>
+        <w:t xml:space="preserve">Trusted-User Signals (Ongoing)</w:t>
+      </w:r>
+    </w:p>
+    <w:p>
+      <w:pPr>
+        <w:spacing w:after="120"/>
+      </w:pPr>
       <w:r>
         <w:rPr>
           <w:i/>
@@ -2172,6 +2399,30 @@
           <w:sz w:val="18"/>
           <w:szCs w:val="18"/>
         </w:rPr>
+        <w:t xml:space="preserve">Every time a trusted user expresses clear conviction on this stock, most recent first — this section accumulates over time, it isn't a one-time snapshot.</w:t>
+      </w:r>
+    </w:p>
+    <w:p>
+      <w:pPr>
+        <w:spacing w:after="100"/>
+      </w:pPr>
+      <w:r>
+        <w:rPr>
+          <w:b/>
+          <w:bCs/>
+          <w:sz w:val="20"/>
+          <w:szCs w:val="20"/>
+        </w:rPr>
+        <w:t xml:space="preserve">2026-08-22 — joinjp2003</w:t>
+      </w:r>
+      <w:r>
+        <w:rPr>
+          <w:i/>
+          <w:iCs/>
+          <w:color w:val="666666"/>
+          <w:sz w:val="18"/>
+          <w:szCs w:val="18"/>
+        </w:rPr>
         <w:t xml:space="preserve"> (My portfolio updates and investment journey)</w:t>
       </w:r>
       <w:r>
@@ -2403,6 +2654,34 @@
           <w:szCs w:val="24"/>
         </w:rPr>
         <w:t xml:space="preserve">neither</w:t>
+      </w:r>
+    </w:p>
+    <w:p>
+      <w:pPr>
+        <w:spacing w:after="120"/>
+      </w:pPr>
+      <w:r>
+        <w:rPr>
+          <w:color w:val="666666"/>
+          <w:sz w:val="20"/>
+          <w:szCs w:val="20"/>
+        </w:rPr>
+        <w:t xml:space="preserve">4-box gate — tailwind: weak · TAM: no · moat: weak · valuation: yes  (score 2 / 4)</w:t>
+      </w:r>
+    </w:p>
+    <w:p>
+      <w:pPr>
+        <w:spacing w:after="120"/>
+      </w:pPr>
+      <w:r>
+        <w:rPr>
+          <w:i/>
+          <w:iCs/>
+          <w:color w:val="666666"/>
+          <w:sz w:val="20"/>
+          <w:szCs w:val="20"/>
+        </w:rPr>
+        <w:t xml:space="preserve">Equinor LNG cost edge + TAN demerger real but ammonia/TAN pricing is cyclical (tailwind weak); explicit size math rules out tam (Rs 18,000cr too large for 10x/100x bar); market_expectation gap underestimated +25% supports valuation.</w:t>
       </w:r>
     </w:p>
     <w:p>
